--- a/Mufrodat/Ketentuan.docx
+++ b/Mufrodat/Ketentuan.docx
@@ -1,6 +1,6 @@
 
 <file path=word/document.xml><?xml version="1.0" encoding="utf-8"?>
-<w:document xmlns:wpc="http://schemas.microsoft.com/office/word/2010/wordprocessingCanvas" xmlns:cx="http://schemas.microsoft.com/office/drawing/2014/chartex" xmlns:cx1="http://schemas.microsoft.com/office/drawing/2015/9/8/chartex" xmlns:cx2="http://schemas.microsoft.com/office/drawing/2015/10/21/chartex" xmlns:cx3="http://schemas.microsoft.com/office/drawing/2016/5/9/chartex" xmlns:cx4="http://schemas.microsoft.com/office/drawing/2016/5/10/chartex" xmlns:cx5="http://schemas.microsoft.com/office/drawing/2016/5/11/chartex" xmlns:cx6="http://schemas.microsoft.com/office/drawing/2016/5/12/chartex" xmlns:cx7="http://schemas.microsoft.com/office/drawing/2016/5/13/chartex" xmlns:cx8="http://schemas.microsoft.com/office/drawing/2016/5/14/chartex" xmlns:mc="http://schemas.openxmlformats.org/markup-compatibility/2006" xmlns:aink="http://schemas.microsoft.com/office/drawing/2016/ink" xmlns:am3d="http://schemas.microsoft.com/office/drawing/2017/model3d" xmlns:o="urn:schemas-microsoft-com:office:office" xmlns:r="http://schemas.openxmlformats.org/officeDocument/2006/relationships" xmlns:m="http://schemas.openxmlformats.org/officeDocument/2006/math" xmlns:v="urn:schemas-microsoft-com:vml" xmlns:wp14="http://schemas.microsoft.com/office/word/2010/wordprocessingDrawing" xmlns:wp="http://schemas.openxmlformats.org/drawingml/2006/wordprocessingDrawing" xmlns:w10="urn:schemas-microsoft-com:office:word" xmlns:w="http://schemas.openxmlformats.org/wordprocessingml/2006/main" xmlns:w14="http://schemas.microsoft.com/office/word/2010/wordml" xmlns:w15="http://schemas.microsoft.com/office/word/2012/wordml" xmlns:w16cex="http://schemas.microsoft.com/office/word/2018/wordml/cex" xmlns:w16cid="http://schemas.microsoft.com/office/word/2016/wordml/cid" xmlns:w16="http://schemas.microsoft.com/office/word/2018/wordml" xmlns:w16se="http://schemas.microsoft.com/office/word/2015/wordml/symex" xmlns:wpg="http://schemas.microsoft.com/office/word/2010/wordprocessingGroup" xmlns:wpi="http://schemas.microsoft.com/office/word/2010/wordprocessingInk" xmlns:wne="http://schemas.microsoft.com/office/word/2006/wordml" xmlns:wps="http://schemas.microsoft.com/office/word/2010/wordprocessingShape" mc:Ignorable="w14 w15 w16se w16cid w16 w16cex wp14">
+<w:document xmlns:wpc="http://schemas.microsoft.com/office/word/2010/wordprocessingCanvas" xmlns:cx="http://schemas.microsoft.com/office/drawing/2014/chartex" xmlns:cx1="http://schemas.microsoft.com/office/drawing/2015/9/8/chartex" xmlns:cx2="http://schemas.microsoft.com/office/drawing/2015/10/21/chartex" xmlns:cx3="http://schemas.microsoft.com/office/drawing/2016/5/9/chartex" xmlns:cx4="http://schemas.microsoft.com/office/drawing/2016/5/10/chartex" xmlns:cx5="http://schemas.microsoft.com/office/drawing/2016/5/11/chartex" xmlns:cx6="http://schemas.microsoft.com/office/drawing/2016/5/12/chartex" xmlns:cx7="http://schemas.microsoft.com/office/drawing/2016/5/13/chartex" xmlns:cx8="http://schemas.microsoft.com/office/drawing/2016/5/14/chartex" xmlns:mc="http://schemas.openxmlformats.org/markup-compatibility/2006" xmlns:aink="http://schemas.microsoft.com/office/drawing/2016/ink" xmlns:am3d="http://schemas.microsoft.com/office/drawing/2017/model3d" xmlns:o="urn:schemas-microsoft-com:office:office" xmlns:oel="http://schemas.microsoft.com/office/2019/extlst" xmlns:r="http://schemas.openxmlformats.org/officeDocument/2006/relationships" xmlns:m="http://schemas.openxmlformats.org/officeDocument/2006/math" xmlns:v="urn:schemas-microsoft-com:vml" xmlns:wp14="http://schemas.microsoft.com/office/word/2010/wordprocessingDrawing" xmlns:wp="http://schemas.openxmlformats.org/drawingml/2006/wordprocessingDrawing" xmlns:w10="urn:schemas-microsoft-com:office:word" xmlns:w="http://schemas.openxmlformats.org/wordprocessingml/2006/main" xmlns:w14="http://schemas.microsoft.com/office/word/2010/wordml" xmlns:w15="http://schemas.microsoft.com/office/word/2012/wordml" xmlns:w16cex="http://schemas.microsoft.com/office/word/2018/wordml/cex" xmlns:w16cid="http://schemas.microsoft.com/office/word/2016/wordml/cid" xmlns:w16="http://schemas.microsoft.com/office/word/2018/wordml" xmlns:w16du="http://schemas.microsoft.com/office/word/2023/wordml/word16du" xmlns:w16sdtdh="http://schemas.microsoft.com/office/word/2020/wordml/sdtdatahash" xmlns:w16sdtfl="http://schemas.microsoft.com/office/word/2024/wordml/sdtformatlock" xmlns:w16se="http://schemas.microsoft.com/office/word/2015/wordml/symex" xmlns:wpg="http://schemas.microsoft.com/office/word/2010/wordprocessingGroup" xmlns:wpi="http://schemas.microsoft.com/office/word/2010/wordprocessingInk" xmlns:wne="http://schemas.microsoft.com/office/word/2006/wordml" xmlns:wps="http://schemas.microsoft.com/office/word/2010/wordprocessingShape" mc:Ignorable="w14 w15 w16se w16cid w16 w16cex w16sdtdh w16sdtfl w16du wp14">
   <w:body>
     <w:p>
       <w:pPr>
@@ -61,14 +61,12 @@
       <w:r>
         <w:t xml:space="preserve">Jika ingin mengucapkan bahasa Arab tapi tidak tau bahasa Arabnya, </w:t>
       </w:r>
-      <w:bookmarkStart w:id="0" w:name="_GoBack"/>
       <w:r>
         <w:rPr>
           <w:u w:val="single"/>
         </w:rPr>
         <w:t>segera saja tulis di kurrosah</w:t>
       </w:r>
-      <w:bookmarkEnd w:id="0"/>
       <w:r>
         <w:t xml:space="preserve"> dan tanyakan kepada Ustadz/ah, tidak perlu nunggu diislah</w:t>
       </w:r>
@@ -678,7 +676,7 @@
 </file>
 
 <file path=word/numbering.xml><?xml version="1.0" encoding="utf-8"?>
-<w:numbering xmlns:wpc="http://schemas.microsoft.com/office/word/2010/wordprocessingCanvas" xmlns:cx="http://schemas.microsoft.com/office/drawing/2014/chartex" xmlns:cx1="http://schemas.microsoft.com/office/drawing/2015/9/8/chartex" xmlns:cx2="http://schemas.microsoft.com/office/drawing/2015/10/21/chartex" xmlns:cx3="http://schemas.microsoft.com/office/drawing/2016/5/9/chartex" xmlns:cx4="http://schemas.microsoft.com/office/drawing/2016/5/10/chartex" xmlns:cx5="http://schemas.microsoft.com/office/drawing/2016/5/11/chartex" xmlns:cx6="http://schemas.microsoft.com/office/drawing/2016/5/12/chartex" xmlns:cx7="http://schemas.microsoft.com/office/drawing/2016/5/13/chartex" xmlns:cx8="http://schemas.microsoft.com/office/drawing/2016/5/14/chartex" xmlns:mc="http://schemas.openxmlformats.org/markup-compatibility/2006" xmlns:aink="http://schemas.microsoft.com/office/drawing/2016/ink" xmlns:am3d="http://schemas.microsoft.com/office/drawing/2017/model3d" xmlns:o="urn:schemas-microsoft-com:office:office" xmlns:r="http://schemas.openxmlformats.org/officeDocument/2006/relationships" xmlns:m="http://schemas.openxmlformats.org/officeDocument/2006/math" xmlns:v="urn:schemas-microsoft-com:vml" xmlns:wp14="http://schemas.microsoft.com/office/word/2010/wordprocessingDrawing" xmlns:wp="http://schemas.openxmlformats.org/drawingml/2006/wordprocessingDrawing" xmlns:w10="urn:schemas-microsoft-com:office:word" xmlns:w="http://schemas.openxmlformats.org/wordprocessingml/2006/main" xmlns:w14="http://schemas.microsoft.com/office/word/2010/wordml" xmlns:w15="http://schemas.microsoft.com/office/word/2012/wordml" xmlns:w16cex="http://schemas.microsoft.com/office/word/2018/wordml/cex" xmlns:w16cid="http://schemas.microsoft.com/office/word/2016/wordml/cid" xmlns:w16="http://schemas.microsoft.com/office/word/2018/wordml" xmlns:w16se="http://schemas.microsoft.com/office/word/2015/wordml/symex" xmlns:wpg="http://schemas.microsoft.com/office/word/2010/wordprocessingGroup" xmlns:wpi="http://schemas.microsoft.com/office/word/2010/wordprocessingInk" xmlns:wne="http://schemas.microsoft.com/office/word/2006/wordml" xmlns:wps="http://schemas.microsoft.com/office/word/2010/wordprocessingShape" mc:Ignorable="w14 w15 w16se w16cid w16 w16cex wp14">
+<w:numbering xmlns:wpc="http://schemas.microsoft.com/office/word/2010/wordprocessingCanvas" xmlns:cx="http://schemas.microsoft.com/office/drawing/2014/chartex" xmlns:cx1="http://schemas.microsoft.com/office/drawing/2015/9/8/chartex" xmlns:cx2="http://schemas.microsoft.com/office/drawing/2015/10/21/chartex" xmlns:cx3="http://schemas.microsoft.com/office/drawing/2016/5/9/chartex" xmlns:cx4="http://schemas.microsoft.com/office/drawing/2016/5/10/chartex" xmlns:cx5="http://schemas.microsoft.com/office/drawing/2016/5/11/chartex" xmlns:cx6="http://schemas.microsoft.com/office/drawing/2016/5/12/chartex" xmlns:cx7="http://schemas.microsoft.com/office/drawing/2016/5/13/chartex" xmlns:cx8="http://schemas.microsoft.com/office/drawing/2016/5/14/chartex" xmlns:mc="http://schemas.openxmlformats.org/markup-compatibility/2006" xmlns:aink="http://schemas.microsoft.com/office/drawing/2016/ink" xmlns:am3d="http://schemas.microsoft.com/office/drawing/2017/model3d" xmlns:o="urn:schemas-microsoft-com:office:office" xmlns:oel="http://schemas.microsoft.com/office/2019/extlst" xmlns:r="http://schemas.openxmlformats.org/officeDocument/2006/relationships" xmlns:m="http://schemas.openxmlformats.org/officeDocument/2006/math" xmlns:v="urn:schemas-microsoft-com:vml" xmlns:wp14="http://schemas.microsoft.com/office/word/2010/wordprocessingDrawing" xmlns:wp="http://schemas.openxmlformats.org/drawingml/2006/wordprocessingDrawing" xmlns:w10="urn:schemas-microsoft-com:office:word" xmlns:w="http://schemas.openxmlformats.org/wordprocessingml/2006/main" xmlns:w14="http://schemas.microsoft.com/office/word/2010/wordml" xmlns:w15="http://schemas.microsoft.com/office/word/2012/wordml" xmlns:w16cex="http://schemas.microsoft.com/office/word/2018/wordml/cex" xmlns:w16cid="http://schemas.microsoft.com/office/word/2016/wordml/cid" xmlns:w16="http://schemas.microsoft.com/office/word/2018/wordml" xmlns:w16du="http://schemas.microsoft.com/office/word/2023/wordml/word16du" xmlns:w16sdtdh="http://schemas.microsoft.com/office/word/2020/wordml/sdtdatahash" xmlns:w16sdtfl="http://schemas.microsoft.com/office/word/2024/wordml/sdtformatlock" xmlns:w16se="http://schemas.microsoft.com/office/word/2015/wordml/symex" xmlns:wpg="http://schemas.microsoft.com/office/word/2010/wordprocessingGroup" xmlns:wpi="http://schemas.microsoft.com/office/word/2010/wordprocessingInk" xmlns:wne="http://schemas.microsoft.com/office/word/2006/wordml" xmlns:wps="http://schemas.microsoft.com/office/word/2010/wordprocessingShape" mc:Ignorable="w14 w15 w16se w16cid w16 w16cex w16sdtdh w16sdtfl w16du wp14">
   <w:abstractNum w:abstractNumId="0" w15:restartNumberingAfterBreak="0">
     <w:nsid w:val="01CD4A64"/>
     <w:multiLevelType w:val="hybridMultilevel"/>
@@ -768,14 +766,14 @@
       </w:pPr>
     </w:lvl>
   </w:abstractNum>
-  <w:num w:numId="1">
+  <w:num w:numId="1" w16cid:durableId="1834711898">
     <w:abstractNumId w:val="0"/>
   </w:num>
 </w:numbering>
 </file>
 
 <file path=word/styles.xml><?xml version="1.0" encoding="utf-8"?>
-<w:styles xmlns:mc="http://schemas.openxmlformats.org/markup-compatibility/2006" xmlns:r="http://schemas.openxmlformats.org/officeDocument/2006/relationships" xmlns:w="http://schemas.openxmlformats.org/wordprocessingml/2006/main" xmlns:w14="http://schemas.microsoft.com/office/word/2010/wordml" xmlns:w15="http://schemas.microsoft.com/office/word/2012/wordml" xmlns:w16cex="http://schemas.microsoft.com/office/word/2018/wordml/cex" xmlns:w16cid="http://schemas.microsoft.com/office/word/2016/wordml/cid" xmlns:w16="http://schemas.microsoft.com/office/word/2018/wordml" xmlns:w16se="http://schemas.microsoft.com/office/word/2015/wordml/symex" mc:Ignorable="w14 w15 w16se w16cid w16 w16cex">
+<w:styles xmlns:mc="http://schemas.openxmlformats.org/markup-compatibility/2006" xmlns:r="http://schemas.openxmlformats.org/officeDocument/2006/relationships" xmlns:w="http://schemas.openxmlformats.org/wordprocessingml/2006/main" xmlns:w14="http://schemas.microsoft.com/office/word/2010/wordml" xmlns:w15="http://schemas.microsoft.com/office/word/2012/wordml" xmlns:w16cex="http://schemas.microsoft.com/office/word/2018/wordml/cex" xmlns:w16cid="http://schemas.microsoft.com/office/word/2016/wordml/cid" xmlns:w16="http://schemas.microsoft.com/office/word/2018/wordml" xmlns:w16du="http://schemas.microsoft.com/office/word/2023/wordml/word16du" xmlns:w16sdtdh="http://schemas.microsoft.com/office/word/2020/wordml/sdtdatahash" xmlns:w16sdtfl="http://schemas.microsoft.com/office/word/2024/wordml/sdtformatlock" xmlns:w16se="http://schemas.microsoft.com/office/word/2015/wordml/symex" mc:Ignorable="w14 w15 w16se w16cid w16 w16cex w16sdtdh w16sdtfl w16du">
   <w:docDefaults>
     <w:rPrDefault>
       <w:rPr>

--- a/Mufrodat/Ketentuan.docx
+++ b/Mufrodat/Ketentuan.docx
@@ -15,7 +15,35 @@
           <w:b/>
           <w:bCs/>
         </w:rPr>
-        <w:t>ATURAN BERBAHASA ARAB MARET – APRIL 2026</w:t>
+        <w:t xml:space="preserve">ATURAN BERBAHASA ARAB </w:t>
+      </w:r>
+      <w:r>
+        <w:rPr>
+          <w:b/>
+          <w:bCs/>
+        </w:rPr>
+        <w:t>MEI</w:t>
+      </w:r>
+      <w:r>
+        <w:rPr>
+          <w:b/>
+          <w:bCs/>
+        </w:rPr>
+        <w:t xml:space="preserve"> – </w:t>
+      </w:r>
+      <w:r>
+        <w:rPr>
+          <w:b/>
+          <w:bCs/>
+        </w:rPr>
+        <w:t>JUNI</w:t>
+      </w:r>
+      <w:r>
+        <w:rPr>
+          <w:b/>
+          <w:bCs/>
+        </w:rPr>
+        <w:t xml:space="preserve"> 2026</w:t>
       </w:r>
     </w:p>
     <w:p/>
@@ -80,7 +108,20 @@
         </w:numPr>
       </w:pPr>
       <w:r>
-        <w:t>Jika tidak memiliki kurrosah, beli di kantin dengan harga 10 ribu rupiah</w:t>
+        <w:t>Jika tidak memiliki kurrosah, beli di kantin dengan harga</w:t>
+      </w:r>
+      <w:r>
+        <w:t xml:space="preserve"> </w:t>
+      </w:r>
+      <w:r>
+        <w:rPr>
+          <w:i/>
+          <w:iCs/>
+        </w:rPr>
+        <w:t>mulai dari</w:t>
+      </w:r>
+      <w:r>
+        <w:t xml:space="preserve"> 10 ribu rupiah</w:t>
       </w:r>
     </w:p>
     <w:p>
@@ -197,7 +238,7 @@
           <w:rFonts w:cs="Arial"/>
           <w:rtl/>
         </w:rPr>
-        <w:t>لَا تَأْكُلْ بِيَدِكَ الْيُسْرَى</w:t>
+        <w:t>ٱلْبَسْ ٱلْقَلَنْسُوَةَ</w:t>
       </w:r>
     </w:p>
     <w:p>
@@ -220,9 +261,9 @@
         <w:tblLook w:val="04A0" w:firstRow="1" w:lastRow="0" w:firstColumn="1" w:lastColumn="0" w:noHBand="0" w:noVBand="1"/>
       </w:tblPr>
       <w:tblGrid>
-        <w:gridCol w:w="3206"/>
-        <w:gridCol w:w="3261"/>
-        <w:gridCol w:w="3269"/>
+        <w:gridCol w:w="3210"/>
+        <w:gridCol w:w="3263"/>
+        <w:gridCol w:w="3263"/>
       </w:tblGrid>
       <w:tr>
         <w:tc>
@@ -312,9 +353,17 @@
           <w:p>
             <w:pPr>
               <w:jc w:val="center"/>
-            </w:pPr>
-            <w:r>
-              <w:t>Fatih Alfaizi Aufa Ramadhan</w:t>
+              <w:rPr>
+                <w:rFonts w:ascii="Calibri" w:hAnsi="Calibri" w:cs="Calibri"/>
+                <w:color w:val="000000"/>
+              </w:rPr>
+            </w:pPr>
+            <w:r>
+              <w:rPr>
+                <w:rFonts w:ascii="Calibri" w:hAnsi="Calibri" w:cs="Calibri"/>
+                <w:color w:val="000000"/>
+              </w:rPr>
+              <w:t>Ibrahim Kholil Muttaqin</w:t>
             </w:r>
           </w:p>
         </w:tc>
@@ -326,9 +375,17 @@
           <w:p>
             <w:pPr>
               <w:jc w:val="center"/>
-            </w:pPr>
-            <w:r>
-              <w:t>Niswah Adzkiyah</w:t>
+              <w:rPr>
+                <w:rFonts w:ascii="Calibri" w:hAnsi="Calibri" w:cs="Calibri"/>
+                <w:color w:val="000000"/>
+              </w:rPr>
+            </w:pPr>
+            <w:r>
+              <w:rPr>
+                <w:rFonts w:ascii="Calibri" w:hAnsi="Calibri" w:cs="Calibri"/>
+                <w:color w:val="000000"/>
+              </w:rPr>
+              <w:t>Khanza nur Assyifa</w:t>
             </w:r>
           </w:p>
         </w:tc>
@@ -364,9 +421,17 @@
           <w:p>
             <w:pPr>
               <w:jc w:val="center"/>
-            </w:pPr>
-            <w:r>
-              <w:t>Kamil Khairul Azam</w:t>
+              <w:rPr>
+                <w:rFonts w:ascii="Calibri" w:hAnsi="Calibri" w:cs="Calibri"/>
+                <w:color w:val="000000"/>
+              </w:rPr>
+            </w:pPr>
+            <w:r>
+              <w:rPr>
+                <w:rFonts w:ascii="Calibri" w:hAnsi="Calibri" w:cs="Calibri"/>
+                <w:color w:val="000000"/>
+              </w:rPr>
+              <w:t>Ghaisan Alfarezal Tsany</w:t>
             </w:r>
           </w:p>
         </w:tc>
@@ -378,9 +443,17 @@
           <w:p>
             <w:pPr>
               <w:jc w:val="center"/>
-            </w:pPr>
-            <w:r>
-              <w:t>Aisyah muwahhidah</w:t>
+              <w:rPr>
+                <w:rFonts w:ascii="Calibri" w:hAnsi="Calibri" w:cs="Calibri"/>
+                <w:color w:val="000000"/>
+              </w:rPr>
+            </w:pPr>
+            <w:r>
+              <w:rPr>
+                <w:rFonts w:ascii="Calibri" w:hAnsi="Calibri" w:cs="Calibri"/>
+                <w:color w:val="000000"/>
+              </w:rPr>
+              <w:t>Aisyah Nurul Hafizah</w:t>
             </w:r>
           </w:p>
         </w:tc>
@@ -416,9 +489,17 @@
           <w:p>
             <w:pPr>
               <w:jc w:val="center"/>
-            </w:pPr>
-            <w:r>
-              <w:t>Ammar Azzamul Haq</w:t>
+              <w:rPr>
+                <w:rFonts w:ascii="Calibri" w:hAnsi="Calibri" w:cs="Calibri"/>
+                <w:color w:val="000000"/>
+              </w:rPr>
+            </w:pPr>
+            <w:r>
+              <w:rPr>
+                <w:rFonts w:ascii="Calibri" w:hAnsi="Calibri" w:cs="Calibri"/>
+                <w:color w:val="000000"/>
+              </w:rPr>
+              <w:t>Mirza Faeyza Raziq Ramadhan</w:t>
             </w:r>
           </w:p>
         </w:tc>
@@ -430,9 +511,17 @@
           <w:p>
             <w:pPr>
               <w:jc w:val="center"/>
-            </w:pPr>
-            <w:r>
-              <w:t>Khanza nur Assyifa</w:t>
+              <w:rPr>
+                <w:rFonts w:ascii="Calibri Light" w:hAnsi="Calibri Light" w:cs="Calibri Light"/>
+                <w:color w:val="000000"/>
+              </w:rPr>
+            </w:pPr>
+            <w:r>
+              <w:rPr>
+                <w:rFonts w:ascii="Calibri Light" w:hAnsi="Calibri Light" w:cs="Calibri Light"/>
+                <w:color w:val="000000"/>
+              </w:rPr>
+              <w:t>Siti Sofia Azzalea</w:t>
             </w:r>
           </w:p>
         </w:tc>
@@ -468,9 +557,17 @@
           <w:p>
             <w:pPr>
               <w:jc w:val="center"/>
-            </w:pPr>
-            <w:r>
-              <w:t>Muhammad Karim Amrullah</w:t>
+              <w:rPr>
+                <w:rFonts w:ascii="Calibri Light" w:hAnsi="Calibri Light" w:cs="Calibri Light"/>
+                <w:color w:val="000000"/>
+              </w:rPr>
+            </w:pPr>
+            <w:r>
+              <w:rPr>
+                <w:rFonts w:ascii="Calibri Light" w:hAnsi="Calibri Light" w:cs="Calibri Light"/>
+                <w:color w:val="000000"/>
+              </w:rPr>
+              <w:t>Fatih Alfaizi Aufa Ramadhan</w:t>
             </w:r>
           </w:p>
         </w:tc>
@@ -482,9 +579,17 @@
           <w:p>
             <w:pPr>
               <w:jc w:val="center"/>
-            </w:pPr>
-            <w:r>
-              <w:t>Aina Talita Zahron</w:t>
+              <w:rPr>
+                <w:rFonts w:ascii="Calibri" w:hAnsi="Calibri" w:cs="Calibri"/>
+                <w:color w:val="000000"/>
+              </w:rPr>
+            </w:pPr>
+            <w:r>
+              <w:rPr>
+                <w:rFonts w:ascii="Calibri" w:hAnsi="Calibri" w:cs="Calibri"/>
+                <w:color w:val="000000"/>
+              </w:rPr>
+              <w:t>Sabila Farrah</w:t>
             </w:r>
           </w:p>
         </w:tc>
@@ -520,9 +625,17 @@
           <w:p>
             <w:pPr>
               <w:jc w:val="center"/>
-            </w:pPr>
-            <w:r>
-              <w:t>Hanif Syaifullah</w:t>
+              <w:rPr>
+                <w:rFonts w:ascii="Calibri" w:hAnsi="Calibri" w:cs="Calibri"/>
+                <w:color w:val="000000"/>
+              </w:rPr>
+            </w:pPr>
+            <w:r>
+              <w:rPr>
+                <w:rFonts w:ascii="Calibri" w:hAnsi="Calibri" w:cs="Calibri"/>
+                <w:color w:val="000000"/>
+              </w:rPr>
+              <w:t>Nadil Al Fayyadh</w:t>
             </w:r>
           </w:p>
         </w:tc>
@@ -534,9 +647,17 @@
           <w:p>
             <w:pPr>
               <w:jc w:val="center"/>
-            </w:pPr>
-            <w:r>
-              <w:t>Audrey callysta Fatih</w:t>
+              <w:rPr>
+                <w:rFonts w:ascii="Calibri" w:hAnsi="Calibri" w:cs="Calibri"/>
+                <w:color w:val="000000"/>
+              </w:rPr>
+            </w:pPr>
+            <w:r>
+              <w:rPr>
+                <w:rFonts w:ascii="Calibri" w:hAnsi="Calibri" w:cs="Calibri"/>
+                <w:color w:val="000000"/>
+              </w:rPr>
+              <w:t>Halwa Haura Jannaty</w:t>
             </w:r>
           </w:p>
         </w:tc>
@@ -572,9 +693,17 @@
           <w:p>
             <w:pPr>
               <w:jc w:val="center"/>
-            </w:pPr>
-            <w:r>
-              <w:t>Nadil Al Fayyadh</w:t>
+              <w:rPr>
+                <w:rFonts w:ascii="Calibri Light" w:hAnsi="Calibri Light" w:cs="Calibri Light"/>
+                <w:color w:val="000000"/>
+              </w:rPr>
+            </w:pPr>
+            <w:r>
+              <w:rPr>
+                <w:rFonts w:ascii="Calibri Light" w:hAnsi="Calibri Light" w:cs="Calibri Light"/>
+                <w:color w:val="000000"/>
+              </w:rPr>
+              <w:t>Muhammad Rizky Suhaili</w:t>
             </w:r>
           </w:p>
         </w:tc>
@@ -586,9 +715,17 @@
           <w:p>
             <w:pPr>
               <w:jc w:val="center"/>
-            </w:pPr>
-            <w:r>
-              <w:t>Dhafia Ramadhiani Azzahra</w:t>
+              <w:rPr>
+                <w:rFonts w:ascii="Calibri" w:hAnsi="Calibri" w:cs="Calibri"/>
+                <w:color w:val="000000"/>
+              </w:rPr>
+            </w:pPr>
+            <w:r>
+              <w:rPr>
+                <w:rFonts w:ascii="Calibri" w:hAnsi="Calibri" w:cs="Calibri"/>
+                <w:color w:val="000000"/>
+              </w:rPr>
+              <w:t>Audrey callysta Fatih</w:t>
             </w:r>
           </w:p>
         </w:tc>
@@ -624,9 +761,17 @@
           <w:p>
             <w:pPr>
               <w:jc w:val="center"/>
-            </w:pPr>
-            <w:r>
-              <w:t>Abdullah Ammar Al Maududi</w:t>
+              <w:rPr>
+                <w:rFonts w:ascii="Calibri Light" w:hAnsi="Calibri Light" w:cs="Calibri Light"/>
+                <w:color w:val="000000"/>
+              </w:rPr>
+            </w:pPr>
+            <w:r>
+              <w:rPr>
+                <w:rFonts w:ascii="Calibri Light" w:hAnsi="Calibri Light" w:cs="Calibri Light"/>
+                <w:color w:val="000000"/>
+              </w:rPr>
+              <w:t>Ammar Azzamul Haq</w:t>
             </w:r>
           </w:p>
         </w:tc>
@@ -638,9 +783,17 @@
           <w:p>
             <w:pPr>
               <w:jc w:val="center"/>
-            </w:pPr>
-            <w:r>
-              <w:t>Sabila Farrah</w:t>
+              <w:rPr>
+                <w:rFonts w:ascii="Calibri Light" w:hAnsi="Calibri Light" w:cs="Calibri Light"/>
+                <w:color w:val="000000"/>
+              </w:rPr>
+            </w:pPr>
+            <w:r>
+              <w:rPr>
+                <w:rFonts w:ascii="Calibri Light" w:hAnsi="Calibri Light" w:cs="Calibri Light"/>
+                <w:color w:val="000000"/>
+              </w:rPr>
+              <w:t>Annisa Qurrotu'aini Al Adawiyah</w:t>
             </w:r>
           </w:p>
         </w:tc>
@@ -655,14 +808,13 @@
         </w:numPr>
       </w:pPr>
       <w:r>
-        <w:t xml:space="preserve">Ujian bahasa pada tanggal </w:t>
-      </w:r>
-      <w:r>
-        <w:rPr>
-          <w:b/>
-          <w:bCs/>
-        </w:rPr>
-        <w:t>25-26 April 2026</w:t>
+        <w:t xml:space="preserve">Jadwal </w:t>
+      </w:r>
+      <w:r>
+        <w:t xml:space="preserve">Ujian bahasa </w:t>
+      </w:r>
+      <w:r>
+        <w:t>menyusul</w:t>
       </w:r>
     </w:p>
     <w:sectPr>
